--- a/tools/reference.docx
+++ b/tools/reference.docx
@@ -576,7 +576,7 @@
       <w:jc w:val="center"/>
     </w:pPr>
     <w:rPr>
-      <w:rFonts w:asciiTheme="majorHAnsi" w:eastAsiaTheme="majorEastAsia" w:hAnsiTheme="majorHAnsi" w:cstheme="majorBidi" w:ascii="Times New Roman" w:hAnsi="Times New Roman" w:cs="Times New Roman" w:eastAsia="Times New Roman"/>
+      <w:rFonts w:ascii="Times New Roman" w:hAnsi="Times New Roman" w:cs="Times New Roman" w:eastAsia="Times New Roman"/>
       <w:b/>
       <w:i w:val="0"/>
       <w:color w:val="000000"/>
@@ -716,7 +716,7 @@
       <w:outlineLvl w:val="0"/>
     </w:pPr>
     <w:rPr>
-      <w:rFonts w:asciiTheme="majorHAnsi" w:eastAsiaTheme="majorEastAsia" w:hAnsiTheme="majorHAnsi" w:cstheme="majorBidi" w:ascii="Times New Roman" w:hAnsi="Times New Roman" w:cs="Times New Roman" w:eastAsia="Times New Roman"/>
+      <w:rFonts w:ascii="Times New Roman" w:hAnsi="Times New Roman" w:cs="Times New Roman" w:eastAsia="Times New Roman"/>
       <w:b/>
       <w:i w:val="0"/>
       <w:caps/>
@@ -744,7 +744,7 @@
       <w:outlineLvl w:val="1"/>
     </w:pPr>
     <w:rPr>
-      <w:rFonts w:asciiTheme="majorHAnsi" w:eastAsiaTheme="majorEastAsia" w:hAnsiTheme="majorHAnsi" w:cstheme="majorBidi" w:ascii="Times New Roman" w:hAnsi="Times New Roman" w:cs="Times New Roman" w:eastAsia="Times New Roman"/>
+      <w:rFonts w:ascii="Times New Roman" w:hAnsi="Times New Roman" w:cs="Times New Roman" w:eastAsia="Times New Roman"/>
       <w:b/>
       <w:i w:val="0"/>
       <w:color w:val="000000"/>
@@ -771,7 +771,7 @@
       <w:outlineLvl w:val="2"/>
     </w:pPr>
     <w:rPr>
-      <w:rFonts w:eastAsiaTheme="majorEastAsia" w:cstheme="majorBidi" w:ascii="Times New Roman" w:hAnsi="Times New Roman" w:cs="Times New Roman" w:eastAsia="Times New Roman"/>
+      <w:rFonts w:ascii="Times New Roman" w:hAnsi="Times New Roman" w:cs="Times New Roman" w:eastAsia="Times New Roman"/>
       <w:b/>
       <w:i/>
       <w:color w:val="000000"/>
@@ -798,7 +798,7 @@
       <w:outlineLvl w:val="3"/>
     </w:pPr>
     <w:rPr>
-      <w:rFonts w:eastAsiaTheme="majorEastAsia" w:cstheme="majorBidi" w:ascii="Times New Roman" w:hAnsi="Times New Roman" w:cs="Times New Roman" w:eastAsia="Times New Roman"/>
+      <w:rFonts w:ascii="Times New Roman" w:hAnsi="Times New Roman" w:cs="Times New Roman" w:eastAsia="Times New Roman"/>
       <w:b w:val="0"/>
       <w:i/>
       <w:iCs/>
@@ -1214,6 +1214,19 @@
       <w:b w:val="0"/>
       <w:bCs w:val="0"/>
       <w:color w:val="365F91" w:themeColor="accent1" w:themeShade="BF"/>
+    </w:rPr>
+  </w:style>
+  <w:style w:type="paragraph" w:customStyle="1" w:styleId="SourceCode">
+    <w:name w:val="Source Code"/>
+    <w:pPr>
+      <w:spacing w:line="240" w:lineRule="auto"/>
+      <w:ind w:firstLine="0" w:left="567"/>
+      <w:jc w:val="left"/>
+    </w:pPr>
+    <w:rPr>
+      <w:rFonts w:ascii="Courier New" w:hAnsi="Courier New" w:cs="Courier New"/>
+      <w:color w:val="000000"/>
+      <w:sz w:val="22"/>
     </w:rPr>
   </w:style>
   <w:style w:type="paragraph" w:customStyle="1" w:styleId="TitleCenter">
